--- a/templates/has/modelo_recibo_HAS.docx
+++ b/templates/has/modelo_recibo_HAS.docx
@@ -65,10 +65,10 @@
                 <w:noProof/>
               </w:rPr>
               <w:drawing>
-                <wp:anchor distT="0" distB="0" distL="114300" distR="114300" simplePos="0" relativeHeight="251658240" behindDoc="0" locked="0" layoutInCell="1" allowOverlap="1" wp14:anchorId="2076ED76" wp14:editId="57FC747A">
+                <wp:anchor distT="0" distB="0" distL="114300" distR="114300" simplePos="0" relativeHeight="251658240" behindDoc="0" locked="0" layoutInCell="1" allowOverlap="1" wp14:anchorId="2076ED76" wp14:editId="3A4938F2">
                   <wp:simplePos x="0" y="0"/>
                   <wp:positionH relativeFrom="column">
-                    <wp:posOffset>-71755</wp:posOffset>
+                    <wp:posOffset>-128905</wp:posOffset>
                   </wp:positionH>
                   <wp:positionV relativeFrom="paragraph">
                     <wp:posOffset>-1238885</wp:posOffset>
